--- a/Final_Values_of_50_Startups.docx
+++ b/Final_Values_of_50_Startups.docx
@@ -3102,6 +3102,828 @@
     </w:tbl>
     <w:p>
       <w:pPr>
+        <w:spacing w:before="160"/>
+        <w:rPr>
+          <w:lang w:val="en-US"/>
+        </w:rPr>
+      </w:pPr>
+      <w:r>
+        <w:rPr>
+          <w:lang w:val="en-US"/>
+        </w:rPr>
+        <w:t>4. Random Forest</w:t>
+      </w:r>
+    </w:p>
+    <w:tbl>
+      <w:tblPr>
+        <w:tblStyle w:val="TableGrid"/>
+        <w:tblW w:w="0" w:type="auto"/>
+        <w:tblLook w:val="04A0" w:firstRow="1" w:lastRow="0" w:firstColumn="1" w:lastColumn="0" w:noHBand="0" w:noVBand="1"/>
+      </w:tblPr>
+      <w:tblGrid>
+        <w:gridCol w:w="687"/>
+        <w:gridCol w:w="2312"/>
+        <w:gridCol w:w="2116"/>
+        <w:gridCol w:w="1698"/>
+      </w:tblGrid>
+      <w:tr>
+        <w:trPr>
+          <w:trHeight w:val="272"/>
+        </w:trPr>
+        <w:tc>
+          <w:tcPr>
+            <w:tcW w:w="687" w:type="dxa"/>
+          </w:tcPr>
+          <w:p>
+            <w:pPr>
+              <w:jc w:val="center"/>
+              <w:rPr>
+                <w:lang w:val="en-US"/>
+              </w:rPr>
+            </w:pPr>
+            <w:proofErr w:type="spellStart"/>
+            <w:r>
+              <w:rPr>
+                <w:lang w:val="en-US"/>
+              </w:rPr>
+              <w:t>S.No</w:t>
+            </w:r>
+            <w:proofErr w:type="spellEnd"/>
+            <w:r>
+              <w:rPr>
+                <w:lang w:val="en-US"/>
+              </w:rPr>
+              <w:t>.</w:t>
+            </w:r>
+          </w:p>
+        </w:tc>
+        <w:tc>
+          <w:tcPr>
+            <w:tcW w:w="2312" w:type="dxa"/>
+          </w:tcPr>
+          <w:p>
+            <w:pPr>
+              <w:jc w:val="center"/>
+              <w:rPr>
+                <w:lang w:val="en-US"/>
+              </w:rPr>
+            </w:pPr>
+            <w:r>
+              <w:rPr>
+                <w:lang w:val="en-US"/>
+              </w:rPr>
+              <w:t>Criterion</w:t>
+            </w:r>
+          </w:p>
+        </w:tc>
+        <w:tc>
+          <w:tcPr>
+            <w:tcW w:w="2116" w:type="dxa"/>
+          </w:tcPr>
+          <w:p>
+            <w:pPr>
+              <w:jc w:val="center"/>
+              <w:rPr>
+                <w:lang w:val="en-US"/>
+              </w:rPr>
+            </w:pPr>
+            <w:r>
+              <w:rPr>
+                <w:lang w:val="en-US"/>
+              </w:rPr>
+              <w:t>Max Features</w:t>
+            </w:r>
+          </w:p>
+        </w:tc>
+        <w:tc>
+          <w:tcPr>
+            <w:tcW w:w="1698" w:type="dxa"/>
+          </w:tcPr>
+          <w:p>
+            <w:pPr>
+              <w:jc w:val="center"/>
+              <w:rPr>
+                <w:lang w:val="en-US"/>
+              </w:rPr>
+            </w:pPr>
+            <w:r>
+              <w:rPr>
+                <w:lang w:val="en-US"/>
+              </w:rPr>
+              <w:t>r Value</w:t>
+            </w:r>
+          </w:p>
+        </w:tc>
+      </w:tr>
+      <w:tr>
+        <w:trPr>
+          <w:trHeight w:val="272"/>
+        </w:trPr>
+        <w:tc>
+          <w:tcPr>
+            <w:tcW w:w="687" w:type="dxa"/>
+          </w:tcPr>
+          <w:p>
+            <w:pPr>
+              <w:jc w:val="center"/>
+              <w:rPr>
+                <w:lang w:val="en-US"/>
+              </w:rPr>
+            </w:pPr>
+            <w:r>
+              <w:rPr>
+                <w:lang w:val="en-US"/>
+              </w:rPr>
+              <w:t>1</w:t>
+            </w:r>
+          </w:p>
+        </w:tc>
+        <w:tc>
+          <w:tcPr>
+            <w:tcW w:w="2312" w:type="dxa"/>
+          </w:tcPr>
+          <w:p>
+            <w:pPr>
+              <w:jc w:val="center"/>
+              <w:rPr>
+                <w:lang w:val="en-US"/>
+              </w:rPr>
+            </w:pPr>
+            <w:r>
+              <w:rPr>
+                <w:lang w:val="en-US"/>
+              </w:rPr>
+              <w:t>Poisson</w:t>
+            </w:r>
+          </w:p>
+        </w:tc>
+        <w:tc>
+          <w:tcPr>
+            <w:tcW w:w="2116" w:type="dxa"/>
+          </w:tcPr>
+          <w:p>
+            <w:pPr>
+              <w:jc w:val="center"/>
+              <w:rPr>
+                <w:lang w:val="en-US"/>
+              </w:rPr>
+            </w:pPr>
+            <w:r>
+              <w:rPr>
+                <w:lang w:val="en-US"/>
+              </w:rPr>
+              <w:t>None</w:t>
+            </w:r>
+          </w:p>
+        </w:tc>
+        <w:tc>
+          <w:tcPr>
+            <w:tcW w:w="1698" w:type="dxa"/>
+          </w:tcPr>
+          <w:p>
+            <w:pPr>
+              <w:jc w:val="center"/>
+              <w:rPr>
+                <w:lang w:val="en-US"/>
+              </w:rPr>
+            </w:pPr>
+            <w:r>
+              <w:rPr>
+                <w:lang w:val="en-US"/>
+              </w:rPr>
+              <w:t>0.9417</w:t>
+            </w:r>
+          </w:p>
+        </w:tc>
+      </w:tr>
+      <w:tr>
+        <w:trPr>
+          <w:trHeight w:val="284"/>
+        </w:trPr>
+        <w:tc>
+          <w:tcPr>
+            <w:tcW w:w="687" w:type="dxa"/>
+          </w:tcPr>
+          <w:p>
+            <w:pPr>
+              <w:jc w:val="center"/>
+              <w:rPr>
+                <w:lang w:val="en-US"/>
+              </w:rPr>
+            </w:pPr>
+            <w:r>
+              <w:rPr>
+                <w:lang w:val="en-US"/>
+              </w:rPr>
+              <w:t>2</w:t>
+            </w:r>
+          </w:p>
+        </w:tc>
+        <w:tc>
+          <w:tcPr>
+            <w:tcW w:w="2312" w:type="dxa"/>
+          </w:tcPr>
+          <w:p>
+            <w:pPr>
+              <w:jc w:val="center"/>
+              <w:rPr>
+                <w:lang w:val="en-US"/>
+              </w:rPr>
+            </w:pPr>
+            <w:r>
+              <w:rPr>
+                <w:lang w:val="en-US"/>
+              </w:rPr>
+              <w:t>Poisson</w:t>
+            </w:r>
+          </w:p>
+        </w:tc>
+        <w:tc>
+          <w:tcPr>
+            <w:tcW w:w="2116" w:type="dxa"/>
+          </w:tcPr>
+          <w:p>
+            <w:pPr>
+              <w:jc w:val="center"/>
+              <w:rPr>
+                <w:lang w:val="en-US"/>
+              </w:rPr>
+            </w:pPr>
+            <w:r>
+              <w:rPr>
+                <w:lang w:val="en-US"/>
+              </w:rPr>
+              <w:t>Sqrt</w:t>
+            </w:r>
+          </w:p>
+        </w:tc>
+        <w:tc>
+          <w:tcPr>
+            <w:tcW w:w="1698" w:type="dxa"/>
+          </w:tcPr>
+          <w:p>
+            <w:pPr>
+              <w:jc w:val="center"/>
+              <w:rPr>
+                <w:lang w:val="en-US"/>
+              </w:rPr>
+            </w:pPr>
+            <w:r>
+              <w:t>0.7719</w:t>
+            </w:r>
+          </w:p>
+        </w:tc>
+      </w:tr>
+      <w:tr>
+        <w:trPr>
+          <w:trHeight w:val="272"/>
+        </w:trPr>
+        <w:tc>
+          <w:tcPr>
+            <w:tcW w:w="687" w:type="dxa"/>
+          </w:tcPr>
+          <w:p>
+            <w:pPr>
+              <w:jc w:val="center"/>
+              <w:rPr>
+                <w:lang w:val="en-US"/>
+              </w:rPr>
+            </w:pPr>
+            <w:r>
+              <w:rPr>
+                <w:lang w:val="en-US"/>
+              </w:rPr>
+              <w:t>3</w:t>
+            </w:r>
+          </w:p>
+        </w:tc>
+        <w:tc>
+          <w:tcPr>
+            <w:tcW w:w="2312" w:type="dxa"/>
+          </w:tcPr>
+          <w:p>
+            <w:pPr>
+              <w:jc w:val="center"/>
+              <w:rPr>
+                <w:lang w:val="en-US"/>
+              </w:rPr>
+            </w:pPr>
+            <w:r>
+              <w:rPr>
+                <w:lang w:val="en-US"/>
+              </w:rPr>
+              <w:t>Poisson</w:t>
+            </w:r>
+          </w:p>
+        </w:tc>
+        <w:tc>
+          <w:tcPr>
+            <w:tcW w:w="2116" w:type="dxa"/>
+          </w:tcPr>
+          <w:p>
+            <w:pPr>
+              <w:jc w:val="center"/>
+              <w:rPr>
+                <w:lang w:val="en-US"/>
+              </w:rPr>
+            </w:pPr>
+            <w:r>
+              <w:rPr>
+                <w:lang w:val="en-US"/>
+              </w:rPr>
+              <w:t>Log2</w:t>
+            </w:r>
+          </w:p>
+        </w:tc>
+        <w:tc>
+          <w:tcPr>
+            <w:tcW w:w="1698" w:type="dxa"/>
+          </w:tcPr>
+          <w:p>
+            <w:pPr>
+              <w:jc w:val="center"/>
+            </w:pPr>
+            <w:r>
+              <w:t>0.7719</w:t>
+            </w:r>
+          </w:p>
+        </w:tc>
+      </w:tr>
+      <w:tr>
+        <w:trPr>
+          <w:trHeight w:val="272"/>
+        </w:trPr>
+        <w:tc>
+          <w:tcPr>
+            <w:tcW w:w="687" w:type="dxa"/>
+          </w:tcPr>
+          <w:p>
+            <w:pPr>
+              <w:jc w:val="center"/>
+              <w:rPr>
+                <w:lang w:val="en-US"/>
+              </w:rPr>
+            </w:pPr>
+            <w:r>
+              <w:rPr>
+                <w:lang w:val="en-US"/>
+              </w:rPr>
+              <w:t>4</w:t>
+            </w:r>
+          </w:p>
+        </w:tc>
+        <w:tc>
+          <w:tcPr>
+            <w:tcW w:w="2312" w:type="dxa"/>
+          </w:tcPr>
+          <w:p>
+            <w:pPr>
+              <w:jc w:val="center"/>
+              <w:rPr>
+                <w:lang w:val="en-US"/>
+              </w:rPr>
+            </w:pPr>
+            <w:proofErr w:type="spellStart"/>
+            <w:r>
+              <w:rPr>
+                <w:lang w:val="en-US"/>
+              </w:rPr>
+              <w:t>Absolute_Error</w:t>
+            </w:r>
+            <w:proofErr w:type="spellEnd"/>
+          </w:p>
+        </w:tc>
+        <w:tc>
+          <w:tcPr>
+            <w:tcW w:w="2116" w:type="dxa"/>
+          </w:tcPr>
+          <w:p>
+            <w:pPr>
+              <w:jc w:val="center"/>
+              <w:rPr>
+                <w:lang w:val="en-US"/>
+              </w:rPr>
+            </w:pPr>
+            <w:r>
+              <w:rPr>
+                <w:lang w:val="en-US"/>
+              </w:rPr>
+              <w:t>None</w:t>
+            </w:r>
+          </w:p>
+        </w:tc>
+        <w:tc>
+          <w:tcPr>
+            <w:tcW w:w="1698" w:type="dxa"/>
+          </w:tcPr>
+          <w:p>
+            <w:pPr>
+              <w:jc w:val="center"/>
+            </w:pPr>
+            <w:r>
+              <w:t>0.9408</w:t>
+            </w:r>
+          </w:p>
+        </w:tc>
+      </w:tr>
+      <w:tr>
+        <w:trPr>
+          <w:trHeight w:val="272"/>
+        </w:trPr>
+        <w:tc>
+          <w:tcPr>
+            <w:tcW w:w="687" w:type="dxa"/>
+          </w:tcPr>
+          <w:p>
+            <w:pPr>
+              <w:jc w:val="center"/>
+              <w:rPr>
+                <w:lang w:val="en-US"/>
+              </w:rPr>
+            </w:pPr>
+            <w:r>
+              <w:rPr>
+                <w:lang w:val="en-US"/>
+              </w:rPr>
+              <w:t>5</w:t>
+            </w:r>
+          </w:p>
+        </w:tc>
+        <w:tc>
+          <w:tcPr>
+            <w:tcW w:w="2312" w:type="dxa"/>
+          </w:tcPr>
+          <w:p>
+            <w:pPr>
+              <w:jc w:val="center"/>
+              <w:rPr>
+                <w:lang w:val="en-US"/>
+              </w:rPr>
+            </w:pPr>
+            <w:proofErr w:type="spellStart"/>
+            <w:r>
+              <w:rPr>
+                <w:lang w:val="en-US"/>
+              </w:rPr>
+              <w:t>Absolute_Error</w:t>
+            </w:r>
+            <w:proofErr w:type="spellEnd"/>
+          </w:p>
+        </w:tc>
+        <w:tc>
+          <w:tcPr>
+            <w:tcW w:w="2116" w:type="dxa"/>
+          </w:tcPr>
+          <w:p>
+            <w:pPr>
+              <w:jc w:val="center"/>
+              <w:rPr>
+                <w:lang w:val="en-US"/>
+              </w:rPr>
+            </w:pPr>
+            <w:r>
+              <w:rPr>
+                <w:lang w:val="en-US"/>
+              </w:rPr>
+              <w:t>Sqrt</w:t>
+            </w:r>
+          </w:p>
+        </w:tc>
+        <w:tc>
+          <w:tcPr>
+            <w:tcW w:w="1698" w:type="dxa"/>
+          </w:tcPr>
+          <w:p>
+            <w:pPr>
+              <w:jc w:val="center"/>
+            </w:pPr>
+            <w:r>
+              <w:t>0.7985</w:t>
+            </w:r>
+          </w:p>
+        </w:tc>
+      </w:tr>
+      <w:tr>
+        <w:trPr>
+          <w:trHeight w:val="272"/>
+        </w:trPr>
+        <w:tc>
+          <w:tcPr>
+            <w:tcW w:w="687" w:type="dxa"/>
+          </w:tcPr>
+          <w:p>
+            <w:pPr>
+              <w:jc w:val="center"/>
+              <w:rPr>
+                <w:lang w:val="en-US"/>
+              </w:rPr>
+            </w:pPr>
+            <w:r>
+              <w:rPr>
+                <w:lang w:val="en-US"/>
+              </w:rPr>
+              <w:t>6</w:t>
+            </w:r>
+          </w:p>
+        </w:tc>
+        <w:tc>
+          <w:tcPr>
+            <w:tcW w:w="2312" w:type="dxa"/>
+          </w:tcPr>
+          <w:p>
+            <w:pPr>
+              <w:jc w:val="center"/>
+              <w:rPr>
+                <w:lang w:val="en-US"/>
+              </w:rPr>
+            </w:pPr>
+            <w:proofErr w:type="spellStart"/>
+            <w:r>
+              <w:rPr>
+                <w:lang w:val="en-US"/>
+              </w:rPr>
+              <w:t>Absolute_Error</w:t>
+            </w:r>
+            <w:proofErr w:type="spellEnd"/>
+          </w:p>
+        </w:tc>
+        <w:tc>
+          <w:tcPr>
+            <w:tcW w:w="2116" w:type="dxa"/>
+          </w:tcPr>
+          <w:p>
+            <w:pPr>
+              <w:jc w:val="center"/>
+              <w:rPr>
+                <w:lang w:val="en-US"/>
+              </w:rPr>
+            </w:pPr>
+            <w:r>
+              <w:rPr>
+                <w:lang w:val="en-US"/>
+              </w:rPr>
+              <w:t>Log2</w:t>
+            </w:r>
+          </w:p>
+        </w:tc>
+        <w:tc>
+          <w:tcPr>
+            <w:tcW w:w="1698" w:type="dxa"/>
+          </w:tcPr>
+          <w:p>
+            <w:pPr>
+              <w:jc w:val="center"/>
+            </w:pPr>
+            <w:r>
+              <w:t>0.7985</w:t>
+            </w:r>
+          </w:p>
+        </w:tc>
+      </w:tr>
+      <w:tr>
+        <w:trPr>
+          <w:trHeight w:val="272"/>
+        </w:trPr>
+        <w:tc>
+          <w:tcPr>
+            <w:tcW w:w="687" w:type="dxa"/>
+          </w:tcPr>
+          <w:p>
+            <w:pPr>
+              <w:jc w:val="center"/>
+              <w:rPr>
+                <w:highlight w:val="yellow"/>
+                <w:lang w:val="en-US"/>
+              </w:rPr>
+            </w:pPr>
+            <w:r>
+              <w:rPr>
+                <w:highlight w:val="yellow"/>
+                <w:lang w:val="en-US"/>
+              </w:rPr>
+              <w:t>7</w:t>
+            </w:r>
+          </w:p>
+        </w:tc>
+        <w:tc>
+          <w:tcPr>
+            <w:tcW w:w="2312" w:type="dxa"/>
+          </w:tcPr>
+          <w:p>
+            <w:pPr>
+              <w:jc w:val="center"/>
+              <w:rPr>
+                <w:highlight w:val="yellow"/>
+                <w:lang w:val="en-US"/>
+              </w:rPr>
+            </w:pPr>
+            <w:proofErr w:type="spellStart"/>
+            <w:r>
+              <w:rPr>
+                <w:highlight w:val="yellow"/>
+                <w:lang w:val="en-US"/>
+              </w:rPr>
+              <w:t>Squared_Error</w:t>
+            </w:r>
+            <w:proofErr w:type="spellEnd"/>
+          </w:p>
+        </w:tc>
+        <w:tc>
+          <w:tcPr>
+            <w:tcW w:w="2116" w:type="dxa"/>
+          </w:tcPr>
+          <w:p>
+            <w:pPr>
+              <w:jc w:val="center"/>
+              <w:rPr>
+                <w:highlight w:val="yellow"/>
+                <w:lang w:val="en-US"/>
+              </w:rPr>
+            </w:pPr>
+            <w:r>
+              <w:rPr>
+                <w:highlight w:val="yellow"/>
+                <w:lang w:val="en-US"/>
+              </w:rPr>
+              <w:t>None</w:t>
+            </w:r>
+          </w:p>
+        </w:tc>
+        <w:tc>
+          <w:tcPr>
+            <w:tcW w:w="1698" w:type="dxa"/>
+          </w:tcPr>
+          <w:p>
+            <w:pPr>
+              <w:jc w:val="center"/>
+            </w:pPr>
+            <w:r>
+              <w:rPr>
+                <w:highlight w:val="yellow"/>
+              </w:rPr>
+              <w:t>0.9450</w:t>
+            </w:r>
+          </w:p>
+        </w:tc>
+      </w:tr>
+      <w:tr>
+        <w:trPr>
+          <w:trHeight w:val="272"/>
+        </w:trPr>
+        <w:tc>
+          <w:tcPr>
+            <w:tcW w:w="687" w:type="dxa"/>
+          </w:tcPr>
+          <w:p>
+            <w:pPr>
+              <w:jc w:val="center"/>
+              <w:rPr>
+                <w:lang w:val="en-US"/>
+              </w:rPr>
+            </w:pPr>
+            <w:r>
+              <w:rPr>
+                <w:lang w:val="en-US"/>
+              </w:rPr>
+              <w:t>8</w:t>
+            </w:r>
+          </w:p>
+        </w:tc>
+        <w:tc>
+          <w:tcPr>
+            <w:tcW w:w="2312" w:type="dxa"/>
+          </w:tcPr>
+          <w:p>
+            <w:pPr>
+              <w:jc w:val="center"/>
+              <w:rPr>
+                <w:lang w:val="en-US"/>
+              </w:rPr>
+            </w:pPr>
+            <w:proofErr w:type="spellStart"/>
+            <w:r>
+              <w:rPr>
+                <w:lang w:val="en-US"/>
+              </w:rPr>
+              <w:t>Squared_Error</w:t>
+            </w:r>
+            <w:proofErr w:type="spellEnd"/>
+          </w:p>
+        </w:tc>
+        <w:tc>
+          <w:tcPr>
+            <w:tcW w:w="2116" w:type="dxa"/>
+          </w:tcPr>
+          <w:p>
+            <w:pPr>
+              <w:jc w:val="center"/>
+              <w:rPr>
+                <w:lang w:val="en-US"/>
+              </w:rPr>
+            </w:pPr>
+            <w:r>
+              <w:rPr>
+                <w:lang w:val="en-US"/>
+              </w:rPr>
+              <w:t>Sqrt</w:t>
+            </w:r>
+          </w:p>
+        </w:tc>
+        <w:tc>
+          <w:tcPr>
+            <w:tcW w:w="1698" w:type="dxa"/>
+          </w:tcPr>
+          <w:p>
+            <w:pPr>
+              <w:jc w:val="center"/>
+            </w:pPr>
+            <w:r>
+              <w:t>0.7591</w:t>
+            </w:r>
+          </w:p>
+        </w:tc>
+      </w:tr>
+      <w:tr>
+        <w:trPr>
+          <w:trHeight w:val="272"/>
+        </w:trPr>
+        <w:tc>
+          <w:tcPr>
+            <w:tcW w:w="687" w:type="dxa"/>
+          </w:tcPr>
+          <w:p>
+            <w:pPr>
+              <w:jc w:val="center"/>
+              <w:rPr>
+                <w:lang w:val="en-US"/>
+              </w:rPr>
+            </w:pPr>
+            <w:r>
+              <w:rPr>
+                <w:lang w:val="en-US"/>
+              </w:rPr>
+              <w:t>9</w:t>
+            </w:r>
+          </w:p>
+        </w:tc>
+        <w:tc>
+          <w:tcPr>
+            <w:tcW w:w="2312" w:type="dxa"/>
+          </w:tcPr>
+          <w:p>
+            <w:pPr>
+              <w:jc w:val="center"/>
+              <w:rPr>
+                <w:lang w:val="en-US"/>
+              </w:rPr>
+            </w:pPr>
+            <w:proofErr w:type="spellStart"/>
+            <w:r>
+              <w:rPr>
+                <w:lang w:val="en-US"/>
+              </w:rPr>
+              <w:t>Squared_Error</w:t>
+            </w:r>
+            <w:proofErr w:type="spellEnd"/>
+          </w:p>
+        </w:tc>
+        <w:tc>
+          <w:tcPr>
+            <w:tcW w:w="2116" w:type="dxa"/>
+          </w:tcPr>
+          <w:p>
+            <w:pPr>
+              <w:jc w:val="center"/>
+              <w:rPr>
+                <w:lang w:val="en-US"/>
+              </w:rPr>
+            </w:pPr>
+            <w:r>
+              <w:rPr>
+                <w:lang w:val="en-US"/>
+              </w:rPr>
+              <w:t>Log2</w:t>
+            </w:r>
+          </w:p>
+        </w:tc>
+        <w:tc>
+          <w:tcPr>
+            <w:tcW w:w="1698" w:type="dxa"/>
+          </w:tcPr>
+          <w:p>
+            <w:pPr>
+              <w:jc w:val="center"/>
+            </w:pPr>
+            <w:r>
+              <w:t>0.7591</w:t>
+            </w:r>
+          </w:p>
+        </w:tc>
+      </w:tr>
+    </w:tbl>
+    <w:p>
+      <w:pPr>
+        <w:spacing w:before="160"/>
         <w:rPr>
           <w:lang w:val="en-US"/>
         </w:rPr>
